--- a/tillsyn/A 52611-2023 tillsynsbegäran.docx
+++ b/tillsyn/A 52611-2023 tillsynsbegäran.docx
@@ -229,7 +229,7 @@
     <w:r>
       <w:tab/>
       <w:tab/>
-      <w:t>2026-01-24</w:t>
+      <w:t>2026-01-25</w:t>
       <w:br/>
       <w:br/>
     </w:r>

--- a/tillsyn/A 52611-2023 tillsynsbegäran.docx
+++ b/tillsyn/A 52611-2023 tillsynsbegäran.docx
@@ -229,7 +229,7 @@
     <w:r>
       <w:tab/>
       <w:tab/>
-      <w:t>2026-01-25</w:t>
+      <w:t>2026-01-26</w:t>
       <w:br/>
       <w:br/>
     </w:r>

--- a/tillsyn/A 52611-2023 tillsynsbegäran.docx
+++ b/tillsyn/A 52611-2023 tillsynsbegäran.docx
@@ -229,7 +229,7 @@
     <w:r>
       <w:tab/>
       <w:tab/>
-      <w:t>2026-01-26</w:t>
+      <w:t>2026-01-27</w:t>
       <w:br/>
       <w:br/>
     </w:r>

--- a/tillsyn/A 52611-2023 tillsynsbegäran.docx
+++ b/tillsyn/A 52611-2023 tillsynsbegäran.docx
@@ -229,7 +229,7 @@
     <w:r>
       <w:tab/>
       <w:tab/>
-      <w:t>2026-01-27</w:t>
+      <w:t>2026-01-28</w:t>
       <w:br/>
       <w:br/>
     </w:r>

--- a/tillsyn/A 52611-2023 tillsynsbegäran.docx
+++ b/tillsyn/A 52611-2023 tillsynsbegäran.docx
@@ -98,7 +98,25 @@
         <w:t xml:space="preserve">Blåmossa </w:t>
       </w:r>
       <w:r>
-        <w:t>har karaktäristiska kuddar som är lätta att se på långt håll. Mycket stora kuddar, större än 0,5 meter i höjd, indikerar höga naturvärden där skogen har en lång period av orördhet oh stabila miljöförhållanden. Mossan växer under gynnsamma omständigheter cirka 1 centimeter per år och stora kuddar kan därför indirekt visa att lokalen varit lämplig under en lång tid (Nitare &amp; Skogsstyrelsen, 2019).</w:t>
+        <w:t xml:space="preserve">har karaktäristiska kuddar som är lätta att se på långt håll. Mycket stora kuddar, större än 0,5 meter i höjd, indikerar höga naturvärden där skogen har en lång period av orördhet oh stabila miljöförhållanden. Mossan växer under gynnsamma omständigheter cirka 1 centimeter per år och stora kuddar kan därför indirekt visa att lokalen varit lämplig under en lång tid. Blåmossa är typisk art för </w:t>
+      </w:r>
+      <w:r>
+        <w:rPr>
+          <w:i/>
+        </w:rPr>
+        <w:t>9010 Taiga, 9080 Lövsumpskog</w:t>
+      </w:r>
+      <w:r>
+        <w:t xml:space="preserve"> och </w:t>
+      </w:r>
+      <w:r>
+        <w:rPr>
+          <w:i/>
+        </w:rPr>
+        <w:t>9750 Svämlövskog</w:t>
+      </w:r>
+      <w:r>
+        <w:t xml:space="preserve"> (SLU Artdatabanken, 2025; Nitare &amp; Skogsstyrelsen, 2019).</w:t>
       </w:r>
     </w:p>
     <w:sectPr>
@@ -229,7 +247,7 @@
     <w:r>
       <w:tab/>
       <w:tab/>
-      <w:t>2026-01-28</w:t>
+      <w:t>2026-01-29</w:t>
       <w:br/>
       <w:br/>
     </w:r>

--- a/tillsyn/A 52611-2023 tillsynsbegäran.docx
+++ b/tillsyn/A 52611-2023 tillsynsbegäran.docx
@@ -247,7 +247,7 @@
     <w:r>
       <w:tab/>
       <w:tab/>
-      <w:t>2026-01-29</w:t>
+      <w:t>2026-01-30</w:t>
       <w:br/>
       <w:br/>
     </w:r>

--- a/tillsyn/A 52611-2023 tillsynsbegäran.docx
+++ b/tillsyn/A 52611-2023 tillsynsbegäran.docx
@@ -247,7 +247,7 @@
     <w:r>
       <w:tab/>
       <w:tab/>
-      <w:t>2026-01-30</w:t>
+      <w:t>2026-01-31</w:t>
       <w:br/>
       <w:br/>
     </w:r>

--- a/tillsyn/A 52611-2023 tillsynsbegäran.docx
+++ b/tillsyn/A 52611-2023 tillsynsbegäran.docx
@@ -247,7 +247,7 @@
     <w:r>
       <w:tab/>
       <w:tab/>
-      <w:t>2026-03-01</w:t>
+      <w:t>2026-03-02</w:t>
       <w:br/>
       <w:br/>
     </w:r>

--- a/tillsyn/A 52611-2023 tillsynsbegäran.docx
+++ b/tillsyn/A 52611-2023 tillsynsbegäran.docx
@@ -247,7 +247,7 @@
     <w:r>
       <w:tab/>
       <w:tab/>
-      <w:t>2026-03-02</w:t>
+      <w:t>2026-03-03</w:t>
       <w:br/>
       <w:br/>
     </w:r>

--- a/tillsyn/A 52611-2023 tillsynsbegäran.docx
+++ b/tillsyn/A 52611-2023 tillsynsbegäran.docx
@@ -247,7 +247,7 @@
     <w:r>
       <w:tab/>
       <w:tab/>
-      <w:t>2026-03-03</w:t>
+      <w:t>2026-03-04</w:t>
       <w:br/>
       <w:br/>
     </w:r>

--- a/tillsyn/A 52611-2023 tillsynsbegäran.docx
+++ b/tillsyn/A 52611-2023 tillsynsbegäran.docx
@@ -247,7 +247,7 @@
     <w:r>
       <w:tab/>
       <w:tab/>
-      <w:t>2026-03-04</w:t>
+      <w:t>2026-03-05</w:t>
       <w:br/>
       <w:br/>
     </w:r>

--- a/tillsyn/A 52611-2023 tillsynsbegäran.docx
+++ b/tillsyn/A 52611-2023 tillsynsbegäran.docx
@@ -247,7 +247,7 @@
     <w:r>
       <w:tab/>
       <w:tab/>
-      <w:t>2026-03-05</w:t>
+      <w:t>2026-03-06</w:t>
       <w:br/>
       <w:br/>
     </w:r>

--- a/tillsyn/A 52611-2023 tillsynsbegäran.docx
+++ b/tillsyn/A 52611-2023 tillsynsbegäran.docx
@@ -247,7 +247,7 @@
     <w:r>
       <w:tab/>
       <w:tab/>
-      <w:t>2026-03-06</w:t>
+      <w:t>2026-03-07</w:t>
       <w:br/>
       <w:br/>
     </w:r>

--- a/tillsyn/A 52611-2023 tillsynsbegäran.docx
+++ b/tillsyn/A 52611-2023 tillsynsbegäran.docx
@@ -247,7 +247,7 @@
     <w:r>
       <w:tab/>
       <w:tab/>
-      <w:t>2026-03-07</w:t>
+      <w:t>2026-03-08</w:t>
       <w:br/>
       <w:br/>
     </w:r>

--- a/tillsyn/A 52611-2023 tillsynsbegäran.docx
+++ b/tillsyn/A 52611-2023 tillsynsbegäran.docx
@@ -247,7 +247,7 @@
     <w:r>
       <w:tab/>
       <w:tab/>
-      <w:t>2026-03-08</w:t>
+      <w:t>2026-03-09</w:t>
       <w:br/>
       <w:br/>
     </w:r>

--- a/tillsyn/A 52611-2023 tillsynsbegäran.docx
+++ b/tillsyn/A 52611-2023 tillsynsbegäran.docx
@@ -247,7 +247,7 @@
     <w:r>
       <w:tab/>
       <w:tab/>
-      <w:t>2026-03-09</w:t>
+      <w:t>2026-03-10</w:t>
       <w:br/>
       <w:br/>
     </w:r>

--- a/tillsyn/A 52611-2023 tillsynsbegäran.docx
+++ b/tillsyn/A 52611-2023 tillsynsbegäran.docx
@@ -247,7 +247,7 @@
     <w:r>
       <w:tab/>
       <w:tab/>
-      <w:t>2026-03-10</w:t>
+      <w:t>2026-03-11</w:t>
       <w:br/>
       <w:br/>
     </w:r>

--- a/tillsyn/A 52611-2023 tillsynsbegäran.docx
+++ b/tillsyn/A 52611-2023 tillsynsbegäran.docx
@@ -247,7 +247,7 @@
     <w:r>
       <w:tab/>
       <w:tab/>
-      <w:t>2026-03-11</w:t>
+      <w:t>2026-03-12</w:t>
       <w:br/>
       <w:br/>
     </w:r>

--- a/tillsyn/A 52611-2023 tillsynsbegäran.docx
+++ b/tillsyn/A 52611-2023 tillsynsbegäran.docx
@@ -247,7 +247,7 @@
     <w:r>
       <w:tab/>
       <w:tab/>
-      <w:t>2026-03-12</w:t>
+      <w:t>2026-03-13</w:t>
       <w:br/>
       <w:br/>
     </w:r>

--- a/tillsyn/A 52611-2023 tillsynsbegäran.docx
+++ b/tillsyn/A 52611-2023 tillsynsbegäran.docx
@@ -247,7 +247,7 @@
     <w:r>
       <w:tab/>
       <w:tab/>
-      <w:t>2026-03-13</w:t>
+      <w:t>2026-03-16</w:t>
       <w:br/>
       <w:br/>
     </w:r>

--- a/tillsyn/A 52611-2023 tillsynsbegäran.docx
+++ b/tillsyn/A 52611-2023 tillsynsbegäran.docx
@@ -247,7 +247,7 @@
     <w:r>
       <w:tab/>
       <w:tab/>
-      <w:t>2026-03-16</w:t>
+      <w:t>2026-03-17</w:t>
       <w:br/>
       <w:br/>
     </w:r>

--- a/tillsyn/A 52611-2023 tillsynsbegäran.docx
+++ b/tillsyn/A 52611-2023 tillsynsbegäran.docx
@@ -247,7 +247,7 @@
     <w:r>
       <w:tab/>
       <w:tab/>
-      <w:t>2026-03-17</w:t>
+      <w:t>2026-03-18</w:t>
       <w:br/>
       <w:br/>
     </w:r>
